--- a/courts/eleventh-circuit/alabama/state/supreme-court/petition-for-writ/usage/OUTPUT-petition-for-writ.docx
+++ b/courts/eleventh-circuit/alabama/state/supreme-court/petition-for-writ/usage/OUTPUT-petition-for-writ.docx
@@ -277,11 +277,7 @@
         <w:t xml:space="preserve"> </w:t>
       </w:r>
       <w:r>
-        <w:t xml:space="preserve">01-CV</w:t>
-        <w:noBreakHyphen/>
-        <w:t xml:space="preserve">2020</w:t>
-        <w:noBreakHyphen/>
-        <w:t xml:space="preserve">902676</w:t>
+        <w:t xml:space="preserve">01-CV-⁠2020-⁠902676</w:t>
       </w:r>
     </w:p>
     <w:p>
@@ -669,9 +665,7 @@
         <w:t xml:space="preserve"> </w:t>
       </w:r>
       <w:r>
-        <w:t xml:space="preserve">251</w:t>
-        <w:noBreakHyphen/>
-        <w:t xml:space="preserve">2881</w:t>
+        <w:t xml:space="preserve">251-⁠2881</w:t>
       </w:r>
     </w:p>
     <w:p>
@@ -693,9 +687,7 @@
         <w:t xml:space="preserve"> </w:t>
       </w:r>
       <w:r>
-        <w:t xml:space="preserve">254</w:t>
-        <w:noBreakHyphen/>
-        <w:t xml:space="preserve">3987</w:t>
+        <w:t xml:space="preserve">254-⁠3987</w:t>
       </w:r>
     </w:p>
     <w:p>
@@ -2259,7 +2251,7 @@
           <w:tab w:val="right" w:leader="dot" w:pos="9360"/>
         </w:tabs>
         <w:spacing w:before="252" w:after="0" w:line="336" w:lineRule="exact"/>
-        <w:ind w:left="420" w:right="2647" w:hanging="420"/>
+        <w:ind w:left="420" w:right="3114" w:hanging="420"/>
       </w:pPr>
       <w:r>
         <w:rPr>
@@ -2392,7 +2384,7 @@
         <w:tab/>
       </w:r>
       <w:r>
-        <w:t xml:space="preserve">16, 17, 19, 20, 22, 23</w:t>
+        <w:t xml:space="preserve">16, 17, 19, 20, 21, 22, 23</w:t>
       </w:r>
     </w:p>
     <w:p>
@@ -4568,11 +4560,7 @@
         <w:t xml:space="preserve"> </w:t>
       </w:r>
       <w:r>
-        <w:t xml:space="preserve">§16</w:t>
-        <w:noBreakHyphen/>
-        <w:t xml:space="preserve">8</w:t>
-        <w:noBreakHyphen/>
-        <w:t xml:space="preserve">1</w:t>
+        <w:t xml:space="preserve">§16-⁠8-⁠1</w:t>
       </w:r>
       <w:r>
         <w:t xml:space="preserve">   </w:t>
@@ -4606,11 +4594,7 @@
         <w:t xml:space="preserve"> </w:t>
       </w:r>
       <w:r>
-        <w:t xml:space="preserve">§16</w:t>
-        <w:noBreakHyphen/>
-        <w:t xml:space="preserve">8</w:t>
-        <w:noBreakHyphen/>
-        <w:t xml:space="preserve">4</w:t>
+        <w:t xml:space="preserve">§16-⁠8-⁠4</w:t>
       </w:r>
       <w:r>
         <w:t xml:space="preserve">   </w:t>
@@ -4644,11 +4628,7 @@
         <w:t xml:space="preserve"> </w:t>
       </w:r>
       <w:r>
-        <w:t xml:space="preserve">§16</w:t>
-        <w:noBreakHyphen/>
-        <w:t xml:space="preserve">13B</w:t>
-        <w:noBreakHyphen/>
-        <w:t xml:space="preserve">1</w:t>
+        <w:t xml:space="preserve">§16-⁠13B-⁠1</w:t>
       </w:r>
       <w:r>
         <w:t xml:space="preserve"> </w:t>
@@ -4694,11 +4674,7 @@
         <w:t xml:space="preserve"> </w:t>
       </w:r>
       <w:r>
-        <w:t xml:space="preserve">§16</w:t>
-        <w:noBreakHyphen/>
-        <w:t xml:space="preserve">13B</w:t>
-        <w:noBreakHyphen/>
-        <w:t xml:space="preserve">11</w:t>
+        <w:t xml:space="preserve">§16-⁠13B-⁠11</w:t>
       </w:r>
       <w:r>
         <w:t xml:space="preserve">   </w:t>
@@ -5097,19 +5073,7 @@
         <w:pStyle w:val="BodyText"/>
       </w:pPr>
       <w:r>
-        <w:t xml:space="preserve">Alabama Lockers, LLC, is in the business of performing upkeep on lockers in schools. It is run by a former employee of the Jefferson County Board of Education. It sued the Board for supposedly breaching one or more contracts, and for allegedly committing a number of ill-defined violations of the competitive bid requirements in Ala. Code §§16</w:t>
-      </w:r>
-      <w:r>
-        <w:noBreakHyphen/>
-      </w:r>
-      <w:r>
-        <w:t xml:space="preserve">13B</w:t>
-      </w:r>
-      <w:r>
-        <w:noBreakHyphen/>
-      </w:r>
-      <w:r>
-        <w:t xml:space="preserve">1</w:t>
+        <w:t xml:space="preserve">Alabama Lockers, LLC, is in the business of performing upkeep on lockers in schools. It is run by a former employee of the Jefferson County Board of Education. It sued the Board for supposedly breaching one or more contracts, and for allegedly committing a number of ill-defined violations of the competitive bid requirements in Ala. Code §§16-⁠13B-⁠1</w:t>
       </w:r>
       <w:r>
         <w:t xml:space="preserve"> </w:t>
@@ -5327,37 +5291,13 @@
         <w:t xml:space="preserve">Id.</w:t>
       </w:r>
       <w:r>
-        <w:t xml:space="preserve">, p. 10, ¶¶82</w:t>
-      </w:r>
-      <w:r>
-        <w:noBreakHyphen/>
-      </w:r>
-      <w:r>
-        <w:t xml:space="preserve">84.) In other words, despite the requirement in Ala. Code §16</w:t>
-      </w:r>
-      <w:r>
-        <w:noBreakHyphen/>
-      </w:r>
-      <w:r>
-        <w:t xml:space="preserve">8</w:t>
-      </w:r>
-      <w:r>
-        <w:noBreakHyphen/>
-      </w:r>
-      <w:r>
-        <w:t xml:space="preserve">4</w:t>
-      </w:r>
-      <w:r>
-        <w:t xml:space="preserve"> </w:t>
-      </w:r>
-      <w:r>
-        <w:t xml:space="preserve">that a majority of the Board’s members must vote on a course of action for the Board to act, the Board was supposedly bound, contractually, by the principals. The Board, Alabama Lockers says, then proceeded to breach the contract (or contracts) by failing to pay in full or in part for services rendered at the schools. So, Alabama Lockers claims that the Board owes it about $3,700 in contract damages. (App. A, p. 10, ¶¶82</w:t>
-      </w:r>
-      <w:r>
-        <w:noBreakHyphen/>
-      </w:r>
-      <w:r>
-        <w:t xml:space="preserve">84.)</w:t>
+        <w:t xml:space="preserve">, p. 10, ¶¶82-⁠84.) In other words, despite the requirement in Ala. Code §16-⁠8-⁠4</w:t>
+      </w:r>
+      <w:r>
+        <w:t xml:space="preserve"> </w:t>
+      </w:r>
+      <w:r>
+        <w:t xml:space="preserve">that a majority of the Board’s members must vote on a course of action for the Board to act, the Board was supposedly bound, contractually, by the principals. The Board, Alabama Lockers says, then proceeded to breach the contract (or contracts) by failing to pay in full or in part for services rendered at the schools. So, Alabama Lockers claims that the Board owes it about $3,700 in contract damages. (App. A, p. 10, ¶¶82-⁠84.)</w:t>
       </w:r>
     </w:p>
     <w:p>
@@ -5365,19 +5305,7 @@
         <w:pStyle w:val="BodyText"/>
       </w:pPr>
       <w:r>
-        <w:t xml:space="preserve">Alabama Lockers also pled two other claims for which larger sums were sought. The Bid Law requires that public entities, like the Board, invite service providers to submit competitive bids for work where the value of the work will exceed a monetary threshold. Ala. Code §§16</w:t>
-      </w:r>
-      <w:r>
-        <w:noBreakHyphen/>
-      </w:r>
-      <w:r>
-        <w:t xml:space="preserve">13B</w:t>
-      </w:r>
-      <w:r>
-        <w:noBreakHyphen/>
-      </w:r>
-      <w:r>
-        <w:t xml:space="preserve">1</w:t>
+        <w:t xml:space="preserve">Alabama Lockers also pled two other claims for which larger sums were sought. The Bid Law requires that public entities, like the Board, invite service providers to submit competitive bids for work where the value of the work will exceed a monetary threshold. Ala. Code §§16-⁠13B-⁠1</w:t>
       </w:r>
       <w:r>
         <w:t xml:space="preserve"> </w:t>
@@ -5396,31 +5324,7 @@
         <w:t xml:space="preserve"> </w:t>
       </w:r>
       <w:r>
-        <w:t xml:space="preserve">App. A, pp. 2</w:t>
-      </w:r>
-      <w:r>
-        <w:noBreakHyphen/>
-      </w:r>
-      <w:r>
-        <w:t xml:space="preserve">3, 9</w:t>
-      </w:r>
-      <w:r>
-        <w:noBreakHyphen/>
-      </w:r>
-      <w:r>
-        <w:t xml:space="preserve">10; ¶¶12</w:t>
-      </w:r>
-      <w:r>
-        <w:noBreakHyphen/>
-      </w:r>
-      <w:r>
-        <w:t xml:space="preserve">15, ¶¶85</w:t>
-      </w:r>
-      <w:r>
-        <w:noBreakHyphen/>
-      </w:r>
-      <w:r>
-        <w:t xml:space="preserve">86.) It demanded $76,500 in compensatory damages as a result. (</w:t>
+        <w:t xml:space="preserve">App. A, pp. 2-⁠3, 9-⁠10; ¶¶12-⁠15, ¶¶85-⁠86.) It demanded $76,500 in compensatory damages as a result. (</w:t>
       </w:r>
       <w:r>
         <w:rPr>
@@ -6285,13 +6189,7 @@
         <w:t xml:space="preserve"> </w:t>
       </w:r>
       <w:r>
-        <w:t xml:space="preserve">at 447</w:t>
-      </w:r>
-      <w:r>
-        <w:noBreakHyphen/>
-      </w:r>
-      <w:r>
-        <w:t xml:space="preserve">48. That worked a detriment to the defendant, which wanted to arbitrate, not litigate. The defendant appealed, and the plaintiff argued that the order was not final. This Court disagreed and reversed, noting that “[b]y not granting [the plaintiffs] motion to compel arbitration, the trial court ‘effectively and substantively’ denied the motion . . . .”</w:t>
+        <w:t xml:space="preserve">at 447-⁠48. That worked a detriment to the defendant, which wanted to arbitrate, not litigate. The defendant appealed, and the plaintiff argued that the order was not final. This Court disagreed and reversed, noting that “[b]y not granting [the plaintiffs] motion to compel arbitration, the trial court ‘effectively and substantively’ denied the motion . . . .”</w:t>
       </w:r>
       <w:r>
         <w:t xml:space="preserve"> </w:t>
@@ -6472,19 +6370,7 @@
         <w:pStyle w:val="BodyText"/>
       </w:pPr>
       <w:r>
-        <w:t xml:space="preserve">They are imbedded in the Board’s Statement of the Case (and its subsections) in Section I, above. Additionally, they include one, undisputed point: The Board is a “county board of education” created under Ala. Code §§16</w:t>
-      </w:r>
-      <w:r>
-        <w:noBreakHyphen/>
-      </w:r>
-      <w:r>
-        <w:t xml:space="preserve">8</w:t>
-      </w:r>
-      <w:r>
-        <w:noBreakHyphen/>
-      </w:r>
-      <w:r>
-        <w:t xml:space="preserve">1,</w:t>
+        <w:t xml:space="preserve">They are imbedded in the Board’s Statement of the Case (and its subsections) in Section I, above. Additionally, they include one, undisputed point: The Board is a “county board of education” created under Ala. Code §§16-⁠8-⁠1,</w:t>
       </w:r>
       <w:r>
         <w:t xml:space="preserve"> </w:t>
@@ -6689,13 +6575,7 @@
         <w:t xml:space="preserve">Cnty. Bd. of Edu.</w:t>
       </w:r>
       <w:r>
-        <w:t xml:space="preserve">, 164 So.3d 532, 533</w:t>
-      </w:r>
-      <w:r>
-        <w:noBreakHyphen/>
-      </w:r>
-      <w:r>
-        <w:t xml:space="preserve">34 (Ala. 2014), citing</w:t>
+        <w:t xml:space="preserve">, 164 So.3d 532, 533-⁠34 (Ala. 2014), citing</w:t>
       </w:r>
       <w:r>
         <w:t xml:space="preserve"> </w:t>
@@ -6815,13 +6695,7 @@
         <w:t xml:space="preserve"> </w:t>
       </w:r>
       <w:r>
-        <w:t xml:space="preserve">20</w:t>
-      </w:r>
-      <w:r>
-        <w:noBreakHyphen/>
-      </w:r>
-      <w:r>
-        <w:t xml:space="preserve">21 (Ala. 2007) (citations and quotations omitted).</w:t>
+        <w:t xml:space="preserve">20-⁠21 (Ala. 2007) (citations and quotations omitted).</w:t>
       </w:r>
     </w:p>
     <w:p>
@@ -7480,13 +7354,7 @@
         <w:t xml:space="preserve">Ex parte Blankenship</w:t>
       </w:r>
       <w:r>
-        <w:t xml:space="preserve">, 893 So.2d 303, 306</w:t>
-      </w:r>
-      <w:r>
-        <w:noBreakHyphen/>
-      </w:r>
-      <w:r>
-        <w:t xml:space="preserve">307 (Ala. 2004) (same);</w:t>
+        <w:t xml:space="preserve">, 893 So.2d 303, 306-⁠307 (Ala. 2004) (same);</w:t>
       </w:r>
       <w:r>
         <w:t xml:space="preserve"> </w:t>
@@ -7873,13 +7741,7 @@
         <w:t xml:space="preserve">Cnty. Bd. of Edu.</w:t>
       </w:r>
       <w:r>
-        <w:t xml:space="preserve">, another breach-of-contract suit against a county school board. 164 So.3d 532, 535</w:t>
-      </w:r>
-      <w:r>
-        <w:noBreakHyphen/>
-      </w:r>
-      <w:r>
-        <w:t xml:space="preserve">36 (Ala. 2014). There, the county school superintendent signed a purchase order for a contractor to perform certain gym renovations, and the contractor started the work on the gym in reliance on the order.</w:t>
+        <w:t xml:space="preserve">, another breach-of-contract suit against a county school board. 164 So.3d 532, 535-⁠36 (Ala. 2014). There, the county school superintendent signed a purchase order for a contractor to perform certain gym renovations, and the contractor started the work on the gym in reliance on the order.</w:t>
       </w:r>
       <w:r>
         <w:t xml:space="preserve"> </w:t>
@@ -7991,13 +7853,7 @@
         <w:t xml:space="preserve"> </w:t>
       </w:r>
       <w:r>
-        <w:t xml:space="preserve">at 535</w:t>
-      </w:r>
-      <w:r>
-        <w:noBreakHyphen/>
-      </w:r>
-      <w:r>
-        <w:t xml:space="preserve">36;</w:t>
+        <w:t xml:space="preserve">at 535-⁠36;</w:t>
       </w:r>
       <w:r>
         <w:t xml:space="preserve"> </w:t>
@@ -9128,13 +8984,7 @@
         <w:t xml:space="preserve"> </w:t>
       </w:r>
       <w:r>
-        <w:t xml:space="preserve">at 774</w:t>
-      </w:r>
-      <w:r>
-        <w:noBreakHyphen/>
-      </w:r>
-      <w:r>
-        <w:t xml:space="preserve">75;</w:t>
+        <w:t xml:space="preserve">at 774-⁠75;</w:t>
       </w:r>
       <w:r>
         <w:t xml:space="preserve"> </w:t>
@@ -9166,13 +9016,7 @@
         <w:t xml:space="preserve">Jackson</w:t>
       </w:r>
       <w:r>
-        <w:t xml:space="preserve">, 164 So.3d at 535</w:t>
-      </w:r>
-      <w:r>
-        <w:noBreakHyphen/>
-      </w:r>
-      <w:r>
-        <w:t xml:space="preserve">36. Since the trial court has “effectively and substantively” denied the Board’s motion to dismiss under 12(b)⁠(1),</w:t>
+        <w:t xml:space="preserve">, 164 So.3d at 535-⁠36. Since the trial court has “effectively and substantively” denied the Board’s motion to dismiss under 12(b)⁠(1),</w:t>
       </w:r>
       <w:r>
         <w:t xml:space="preserve"> </w:t>
@@ -9435,9 +9279,7 @@
               <w:t xml:space="preserve"> </w:t>
             </w:r>
             <w:r>
-              <w:t xml:space="preserve">251</w:t>
-              <w:noBreakHyphen/>
-              <w:t xml:space="preserve">2881</w:t>
+              <w:t xml:space="preserve">251-⁠2881</w:t>
             </w:r>
           </w:p>
           <w:p>
@@ -9459,9 +9301,7 @@
               <w:t xml:space="preserve"> </w:t>
             </w:r>
             <w:r>
-              <w:t xml:space="preserve">254</w:t>
-              <w:noBreakHyphen/>
-              <w:t xml:space="preserve">3987</w:t>
+              <w:t xml:space="preserve">254-⁠3987</w:t>
             </w:r>
           </w:p>
           <w:p>
@@ -9998,9 +9838,7 @@
               <w:t xml:space="preserve"> </w:t>
             </w:r>
             <w:r>
-              <w:t xml:space="preserve">251</w:t>
-              <w:noBreakHyphen/>
-              <w:t xml:space="preserve">2881</w:t>
+              <w:t xml:space="preserve">251-⁠2881</w:t>
             </w:r>
           </w:p>
           <w:p>
@@ -10022,9 +9860,7 @@
               <w:t xml:space="preserve"> </w:t>
             </w:r>
             <w:r>
-              <w:t xml:space="preserve">254</w:t>
-              <w:noBreakHyphen/>
-              <w:t xml:space="preserve">3987</w:t>
+              <w:t xml:space="preserve">254-⁠3987</w:t>
             </w:r>
           </w:p>
           <w:p>
@@ -10651,9 +10487,7 @@
               <w:t xml:space="preserve"> </w:t>
             </w:r>
             <w:r>
-              <w:t xml:space="preserve">251</w:t>
-              <w:noBreakHyphen/>
-              <w:t xml:space="preserve">2881</w:t>
+              <w:t xml:space="preserve">251-⁠2881</w:t>
             </w:r>
           </w:p>
           <w:p>
@@ -10675,9 +10509,7 @@
               <w:t xml:space="preserve"> </w:t>
             </w:r>
             <w:r>
-              <w:t xml:space="preserve">254</w:t>
-              <w:noBreakHyphen/>
-              <w:t xml:space="preserve">3987</w:t>
+              <w:t xml:space="preserve">254-⁠3987</w:t>
             </w:r>
           </w:p>
           <w:p>
@@ -10991,13 +10823,7 @@
         <w:t xml:space="preserve">see also, e.g., Jackson</w:t>
       </w:r>
       <w:r>
-        <w:t xml:space="preserve">, 164 So.3d at 534</w:t>
-      </w:r>
-      <w:r>
-        <w:noBreakHyphen/>
-      </w:r>
-      <w:r>
-        <w:t xml:space="preserve">35;</w:t>
+        <w:t xml:space="preserve">, 164 So.3d at 534-⁠35;</w:t>
       </w:r>
       <w:r>
         <w:t xml:space="preserve"> </w:t>
@@ -11107,13 +10933,7 @@
         <w:t xml:space="preserve"> </w:t>
       </w:r>
       <w:r>
-        <w:t xml:space="preserve">1135, 1141</w:t>
-      </w:r>
-      <w:r>
-        <w:noBreakHyphen/>
-      </w:r>
-      <w:r>
-        <w:t xml:space="preserve">42 (Ala. 2018) (“Therefore, the Board is absolutely immune from suit, as it is considered an agency of the State.”).</w:t>
+        <w:t xml:space="preserve">1135, 1141-⁠42 (Ala. 2018) (“Therefore, the Board is absolutely immune from suit, as it is considered an agency of the State.”).</w:t>
       </w:r>
     </w:p>
   </w:footnote>
@@ -11145,19 +10965,7 @@
         <w:t xml:space="preserve"> </w:t>
       </w:r>
       <w:r>
-        <w:t xml:space="preserve">App. A, p. 10, ¶85 and p. 10, ¶c.). But those added labels do not matter, because they do not change the immunity analysis. Additionally, it merits mention that an unsuccessful bidder, like Alabama Lockers, cannot recover money damages even if a Bid Law violation is proven. Rather, an unsuccessful bidder’s remedy is limited. Ala. Code §16</w:t>
-      </w:r>
-      <w:r>
-        <w:noBreakHyphen/>
-      </w:r>
-      <w:r>
-        <w:t xml:space="preserve">13B</w:t>
-      </w:r>
-      <w:r>
-        <w:noBreakHyphen/>
-      </w:r>
-      <w:r>
-        <w:t xml:space="preserve">11</w:t>
+        <w:t xml:space="preserve">App. A, p. 10, ¶85 and p. 10, ¶c.). But those added labels do not matter, because they do not change the immunity analysis. Additionally, it merits mention that an unsuccessful bidder, like Alabama Lockers, cannot recover money damages even if a Bid Law violation is proven. Rather, an unsuccessful bidder’s remedy is limited. Ala. Code §16-⁠13B-⁠11</w:t>
       </w:r>
       <w:r>
         <w:t xml:space="preserve"> </w:t>
@@ -11190,13 +10998,7 @@
         <w:t xml:space="preserve">Corp. v. Shelby Cnty. Bd. of Edu.</w:t>
       </w:r>
       <w:r>
-        <w:t xml:space="preserve">, 612 So.2d 425, 428</w:t>
-      </w:r>
-      <w:r>
-        <w:noBreakHyphen/>
-      </w:r>
-      <w:r>
-        <w:t xml:space="preserve">432 (Ala. 1992) (confirming not only that the county school board did not violate competitive bid law, but also that trial court correctly dismissed the contractor’s damage claim);</w:t>
+        <w:t xml:space="preserve">, 612 So.2d 425, 428-⁠432 (Ala. 1992) (confirming not only that the county school board did not violate competitive bid law, but also that trial court correctly dismissed the contractor’s damage claim);</w:t>
       </w:r>
       <w:r>
         <w:t xml:space="preserve"> </w:t>
@@ -11269,13 +11071,7 @@
         <w:t xml:space="preserve"> </w:t>
       </w:r>
       <w:r>
-        <w:t xml:space="preserve">App. B, pp. 8</w:t>
-      </w:r>
-      <w:r>
-        <w:noBreakHyphen/>
-      </w:r>
-      <w:r>
-        <w:t xml:space="preserve">10.)</w:t>
+        <w:t xml:space="preserve">App. B, pp. 8-⁠10.)</w:t>
       </w:r>
     </w:p>
   </w:footnote>
@@ -11307,13 +11103,7 @@
         <w:t xml:space="preserve">Jackson</w:t>
       </w:r>
       <w:r>
-        <w:t xml:space="preserve">, 164 So.3d at 535</w:t>
-      </w:r>
-      <w:r>
-        <w:noBreakHyphen/>
-      </w:r>
-      <w:r>
-        <w:t xml:space="preserve">36 (exceptions “adequately address . . . concerns that, with regard to the enforcement of contractual obligations, granting a county board of education sovereign immunity is unjust”). But even if one of the narrow exceptions was properly pursued, it still would not enable an unsuccessful bidder to recoup money damages where such damages are not available at law.</w:t>
+        <w:t xml:space="preserve">, 164 So.3d at 535-⁠36 (exceptions “adequately address . . . concerns that, with regard to the enforcement of contractual obligations, granting a county board of education sovereign immunity is unjust”). But even if one of the narrow exceptions was properly pursued, it still would not enable an unsuccessful bidder to recoup money damages where such damages are not available at law.</w:t>
       </w:r>
       <w:r>
         <w:t xml:space="preserve"> </w:t>
@@ -12086,7 +11876,7 @@
     <w:qFormat/>
     <w:pPr>
       <w:keepLines/>
-      <w:spacing w:before="0" w:after="168" w:line="336" w:lineRule="exact"/>
+      <w:spacing w:before="28" w:after="168" w:line="336" w:lineRule="exact"/>
       <w:jc w:val="both"/>
     </w:pPr>
     <w:rPr>
